--- a/docs/Benefits-AgentCore-Regulatory-Adherence.docx
+++ b/docs/Benefits-AgentCore-Regulatory-Adherence.docx
@@ -1140,6 +1140,168 @@
           </w:p>
         </w:tc>
       </w:tr>
+      <w:tr>
+        <w:tc>
+          <w:tcPr>
+            <w:tcW w:type="dxa" w:w="2650"/>
+            <w:shd w:fill="F4F8FA" w:val="clear"/>
+            <w:tcMar>
+              <w:top w:type="dxa" w:w="60"/>
+              <w:left w:type="dxa" w:w="110"/>
+              <w:bottom w:type="dxa" w:w="60"/>
+              <w:right w:type="dxa" w:w="110"/>
+            </w:tcMar>
+          </w:tcPr>
+          <w:p>
+            <w:pPr>
+              <w:spacing w:after="0" w:line="250"/>
+            </w:pPr>
+            <w:r>
+              <w:rPr>
+                <w:sz w:val="19"/>
+                <w:szCs w:val="19"/>
+              </w:rPr>
+              <w:t xml:space="preserve">Advance notice before an ADVERSE change</w:t>
+            </w:r>
+          </w:p>
+        </w:tc>
+        <w:tc>
+          <w:tcPr>
+            <w:tcW w:type="dxa" w:w="4090"/>
+            <w:shd w:fill="F4F8FA" w:val="clear"/>
+            <w:tcMar>
+              <w:top w:type="dxa" w:w="60"/>
+              <w:left w:type="dxa" w:w="110"/>
+              <w:bottom w:type="dxa" w:w="60"/>
+              <w:right w:type="dxa" w:w="110"/>
+            </w:tcMar>
+          </w:tcPr>
+          <w:p>
+            <w:pPr>
+              <w:spacing w:after="0" w:line="250"/>
+            </w:pPr>
+            <w:r>
+              <w:rPr>
+                <w:sz w:val="19"/>
+                <w:szCs w:val="19"/>
+              </w:rPr>
+              <w:t xml:space="preserve">redetermine (changed-circumstances re-determination) classifies the change and, on an ADVERSE result (reduction or termination), flags that timely, adequate ADVANCE written notice and a fair-hearing right are required before the action takes effect.</w:t>
+            </w:r>
+          </w:p>
+        </w:tc>
+        <w:tc>
+          <w:tcPr>
+            <w:tcW w:type="dxa" w:w="3700"/>
+            <w:shd w:fill="F4F8FA" w:val="clear"/>
+            <w:tcMar>
+              <w:top w:type="dxa" w:w="60"/>
+              <w:left w:type="dxa" w:w="110"/>
+              <w:bottom w:type="dxa" w:w="60"/>
+              <w:right w:type="dxa" w:w="110"/>
+            </w:tcMar>
+          </w:tcPr>
+          <w:p>
+            <w:pPr>
+              <w:spacing w:after="0" w:line="250"/>
+            </w:pPr>
+            <w:r>
+              <w:rPr>
+                <w:b/>
+                <w:bCs/>
+                <w:sz w:val="19"/>
+                <w:szCs w:val="19"/>
+              </w:rPr>
+              <w:t xml:space="preserve">Agency: </w:t>
+            </w:r>
+          </w:p>
+          <w:p>
+            <w:pPr>
+              <w:spacing w:after="0" w:line="250"/>
+            </w:pPr>
+            <w:r>
+              <w:rPr>
+                <w:sz w:val="19"/>
+                <w:szCs w:val="19"/>
+              </w:rPr>
+              <w:t xml:space="preserve">the advance-notice period and notice content; the commit routes through the human gate carrying that notice.</w:t>
+            </w:r>
+          </w:p>
+        </w:tc>
+      </w:tr>
+      <w:tr>
+        <w:tc>
+          <w:tcPr>
+            <w:tcW w:type="dxa" w:w="2650"/>
+            <w:shd w:fill="FFFFFF" w:val="clear"/>
+            <w:tcMar>
+              <w:top w:type="dxa" w:w="60"/>
+              <w:left w:type="dxa" w:w="110"/>
+              <w:bottom w:type="dxa" w:w="60"/>
+              <w:right w:type="dxa" w:w="110"/>
+            </w:tcMar>
+          </w:tcPr>
+          <w:p>
+            <w:pPr>
+              <w:spacing w:after="0" w:line="250"/>
+            </w:pPr>
+            <w:r>
+              <w:rPr>
+                <w:sz w:val="19"/>
+                <w:szCs w:val="19"/>
+              </w:rPr>
+              <w:t xml:space="preserve">Overpayment handling stays with a human</w:t>
+            </w:r>
+          </w:p>
+        </w:tc>
+        <w:tc>
+          <w:tcPr>
+            <w:tcW w:type="dxa" w:w="4090"/>
+            <w:shd w:fill="FFFFFF" w:val="clear"/>
+            <w:tcMar>
+              <w:top w:type="dxa" w:w="60"/>
+              <w:left w:type="dxa" w:w="110"/>
+              <w:bottom w:type="dxa" w:w="60"/>
+              <w:right w:type="dxa" w:w="110"/>
+            </w:tcMar>
+          </w:tcPr>
+          <w:p>
+            <w:pPr>
+              <w:spacing w:after="0" w:line="250"/>
+            </w:pPr>
+            <w:r>
+              <w:rPr>
+                <w:sz w:val="19"/>
+                <w:szCs w:val="19"/>
+              </w:rPr>
+              <w:t xml:space="preserve">detect_overpayment computes an overpayment deterministically; recovery, and any suspected-fraud referral, are human decisions — refer_fraud is forbidden to the agent (no_self_fraud_referral).</w:t>
+            </w:r>
+          </w:p>
+        </w:tc>
+        <w:tc>
+          <w:tcPr>
+            <w:tcW w:type="dxa" w:w="3700"/>
+            <w:shd w:fill="FFFFFF" w:val="clear"/>
+            <w:tcMar>
+              <w:top w:type="dxa" w:w="60"/>
+              <w:left w:type="dxa" w:w="110"/>
+              <w:bottom w:type="dxa" w:w="60"/>
+              <w:right w:type="dxa" w:w="110"/>
+            </w:tcMar>
+          </w:tcPr>
+          <w:p>
+            <w:pPr>
+              <w:spacing w:after="0" w:line="250"/>
+            </w:pPr>
+            <w:r>
+              <w:rPr>
+                <w:sz w:val="19"/>
+                <w:szCs w:val="19"/>
+              </w:rPr>
+              <w:t xml:space="preserve">Cedar forbid + the human gate; agency owns recovery notice and appeal rights.</w:t>
+            </w:r>
+          </w:p>
+        </w:tc>
+      </w:tr>
     </w:tbl>
     <w:p>
       <w:pPr>
@@ -2113,7 +2275,7 @@
                 <w:sz w:val="19"/>
                 <w:szCs w:val="19"/>
               </w:rPr>
-              <w:t xml:space="preserve">Reproducible, manifest-driven infrastructure-as-code and a 21-check governance test harness that runs in enforcement mode.</w:t>
+              <w:t xml:space="preserve">Reproducible, manifest-driven infrastructure-as-code and a 28-check governance test harness that runs in enforcement mode.</w:t>
             </w:r>
           </w:p>
         </w:tc>
@@ -2682,7 +2844,7 @@
                 <w:sz w:val="19"/>
                 <w:szCs w:val="19"/>
               </w:rPr>
-              <w:t xml:space="preserve">Reproducible IaC + the 21-check governance harness</w:t>
+              <w:t xml:space="preserve">Reproducible IaC + the 28-check governance harness</w:t>
             </w:r>
           </w:p>
         </w:tc>

--- a/docs/Benefits-AgentCore-Regulatory-Adherence.docx
+++ b/docs/Benefits-AgentCore-Regulatory-Adherence.docx
@@ -2275,7 +2275,7 @@
                 <w:sz w:val="19"/>
                 <w:szCs w:val="19"/>
               </w:rPr>
-              <w:t xml:space="preserve">Reproducible, manifest-driven infrastructure-as-code and a 28-check governance test harness that runs in enforcement mode.</w:t>
+              <w:t xml:space="preserve">Reproducible, manifest-driven infrastructure-as-code and a 29-check governance test harness that runs in enforcement mode.</w:t>
             </w:r>
           </w:p>
         </w:tc>
@@ -2844,7 +2844,7 @@
                 <w:sz w:val="19"/>
                 <w:szCs w:val="19"/>
               </w:rPr>
-              <w:t xml:space="preserve">Reproducible IaC + the 28-check governance harness</w:t>
+              <w:t xml:space="preserve">Reproducible IaC + the 29-check governance harness</w:t>
             </w:r>
           </w:p>
         </w:tc>
